--- a/dashboard-conversion/documentation/mobile analysis/login-load-time-measurement-correction.docx
+++ b/dashboard-conversion/documentation/mobile analysis/login-load-time-measurement-correction.docx
@@ -157,6 +157,85 @@
       <w:r>
         <w:t xml:space="preserve">. The extra time was background activity, not load time.</w:t>
       </w:r>
+    </w:p>
+    <w:p>
+      <w:pPr>
+        <w:spacing w:after="160"/>
+      </w:pPr>
+      <w:r>
+        <w:t xml:space="preserve">(In technical terms, this never-stopping stopwatch is driven by a Dynatrace setting called </w:t>
+      </w:r>
+      <w:r>
+        <w:rPr>
+          <w:i/>
+          <w:iCs/>
+        </w:rPr>
+        <w:t xml:space="preserve">“Visually Complete”</w:t>
+      </w:r>
+      <w:r>
+        <w:t xml:space="preserve"> — the appendix at the end explains exactly how, for anyone who needs the detail.)</w:t>
+      </w:r>
+    </w:p>
+    <w:tbl>
+      <w:tblPr>
+        <w:tblW w:type="dxa" w:w="9360"/>
+        <w:tblBorders>
+          <w:top w:val="single" w:color="auto" w:sz="4"/>
+          <w:left w:val="single" w:color="auto" w:sz="4"/>
+          <w:bottom w:val="single" w:color="auto" w:sz="4"/>
+          <w:right w:val="single" w:color="auto" w:sz="4"/>
+          <w:insideH w:val="single" w:color="auto" w:sz="4"/>
+          <w:insideV w:val="single" w:color="auto" w:sz="4"/>
+        </w:tblBorders>
+      </w:tblPr>
+      <w:tblGrid>
+        <w:gridCol w:w="9360"/>
+      </w:tblGrid>
+      <w:tr>
+        <w:tc>
+          <w:tcPr>
+            <w:tcW w:type="dxa" w:w="9360"/>
+            <w:tcBorders>
+              <w:top w:val="single" w:color="D6B656" w:sz="1"/>
+              <w:left w:val="single" w:color="D6B656" w:sz="18"/>
+              <w:bottom w:val="single" w:color="D6B656" w:sz="1"/>
+              <w:right w:val="single" w:color="D6B656" w:sz="1"/>
+            </w:tcBorders>
+            <w:shd w:fill="FFF2CC" w:val="clear"/>
+            <w:tcMar>
+              <w:top w:type="dxa" w:w="100"/>
+              <w:left w:type="dxa" w:w="160"/>
+              <w:bottom w:type="dxa" w:w="100"/>
+              <w:right w:type="dxa" w:w="160"/>
+            </w:tcMar>
+          </w:tcPr>
+          <w:p>
+            <w:r>
+              <w:rPr>
+                <w:b/>
+                <w:bCs/>
+                <w:color w:val="7F6000"/>
+                <w:sz w:val="20"/>
+                <w:szCs w:val="20"/>
+              </w:rPr>
+              <w:t xml:space="preserve">SCREENSHOT TO ADD — </w:t>
+            </w:r>
+            <w:r>
+              <w:rPr>
+                <w:color w:val="7F6000"/>
+                <w:sz w:val="20"/>
+                <w:szCs w:val="20"/>
+              </w:rPr>
+              <w:t xml:space="preserve">the two login session detail views — the “3 min” and “34.1 s” /login loads. Make sure the timing waterfall is visible: it shows “Visually complete” and “Load event end” as separate markers, which is the clearest single proof that the page finished loading in seconds while the reported duration ran to minutes.</w:t>
+            </w:r>
+          </w:p>
+        </w:tc>
+      </w:tr>
+    </w:tbl>
+    <w:p>
+      <w:pPr>
+        <w:spacing w:after="160"/>
+      </w:pPr>
     </w:p>
     <w:p>
       <w:pPr>
@@ -1244,6 +1323,67 @@
         <w:t xml:space="preserve">Note: the “slowest 1%” figures are estimates drawn from a sample of sessions and are the least precise; the typical and slowest-10% figures are solid.</w:t>
       </w:r>
     </w:p>
+    <w:tbl>
+      <w:tblPr>
+        <w:tblW w:type="dxa" w:w="9360"/>
+        <w:tblBorders>
+          <w:top w:val="single" w:color="auto" w:sz="4"/>
+          <w:left w:val="single" w:color="auto" w:sz="4"/>
+          <w:bottom w:val="single" w:color="auto" w:sz="4"/>
+          <w:right w:val="single" w:color="auto" w:sz="4"/>
+          <w:insideH w:val="single" w:color="auto" w:sz="4"/>
+          <w:insideV w:val="single" w:color="auto" w:sz="4"/>
+        </w:tblBorders>
+      </w:tblPr>
+      <w:tblGrid>
+        <w:gridCol w:w="9360"/>
+      </w:tblGrid>
+      <w:tr>
+        <w:tc>
+          <w:tcPr>
+            <w:tcW w:type="dxa" w:w="9360"/>
+            <w:tcBorders>
+              <w:top w:val="single" w:color="D6B656" w:sz="1"/>
+              <w:left w:val="single" w:color="D6B656" w:sz="18"/>
+              <w:bottom w:val="single" w:color="D6B656" w:sz="1"/>
+              <w:right w:val="single" w:color="D6B656" w:sz="1"/>
+            </w:tcBorders>
+            <w:shd w:fill="FFF2CC" w:val="clear"/>
+            <w:tcMar>
+              <w:top w:type="dxa" w:w="100"/>
+              <w:left w:type="dxa" w:w="160"/>
+              <w:bottom w:type="dxa" w:w="100"/>
+              <w:right w:type="dxa" w:w="160"/>
+            </w:tcMar>
+          </w:tcPr>
+          <w:p>
+            <w:r>
+              <w:rPr>
+                <w:b/>
+                <w:bCs/>
+                <w:color w:val="7F6000"/>
+                <w:sz w:val="20"/>
+                <w:szCs w:val="20"/>
+              </w:rPr>
+              <w:t xml:space="preserve">SCREENSHOT TO ADD — </w:t>
+            </w:r>
+            <w:r>
+              <w:rPr>
+                <w:color w:val="7F6000"/>
+                <w:sz w:val="20"/>
+                <w:szCs w:val="20"/>
+              </w:rPr>
+              <w:t xml:space="preserve">the loadEventEnd-by-phone-type query result (the query returning Median / P90 / P99 per OS). This shows the corrected numbers straight from the console, next to the table above.</w:t>
+            </w:r>
+          </w:p>
+        </w:tc>
+      </w:tr>
+    </w:tbl>
+    <w:p>
+      <w:pPr>
+        <w:spacing w:after="160"/>
+      </w:pPr>
+    </w:p>
     <w:p>
       <w:pPr>
         <w:pStyle w:val="Heading1"/>
@@ -1343,6 +1483,67 @@
         <w:t xml:space="preserve">So iPhones racked up much bigger numbers on the old metric — not because they load slowly, but because they gave a faulty stopwatch more opportunities to keep running. Once we measure real load time, the picture flips and iPhones come out fastest.</w:t>
       </w:r>
     </w:p>
+    <w:tbl>
+      <w:tblPr>
+        <w:tblW w:type="dxa" w:w="9360"/>
+        <w:tblBorders>
+          <w:top w:val="single" w:color="auto" w:sz="4"/>
+          <w:left w:val="single" w:color="auto" w:sz="4"/>
+          <w:bottom w:val="single" w:color="auto" w:sz="4"/>
+          <w:right w:val="single" w:color="auto" w:sz="4"/>
+          <w:insideH w:val="single" w:color="auto" w:sz="4"/>
+          <w:insideV w:val="single" w:color="auto" w:sz="4"/>
+        </w:tblBorders>
+      </w:tblPr>
+      <w:tblGrid>
+        <w:gridCol w:w="9360"/>
+      </w:tblGrid>
+      <w:tr>
+        <w:tc>
+          <w:tcPr>
+            <w:tcW w:type="dxa" w:w="9360"/>
+            <w:tcBorders>
+              <w:top w:val="single" w:color="D6B656" w:sz="1"/>
+              <w:left w:val="single" w:color="D6B656" w:sz="18"/>
+              <w:bottom w:val="single" w:color="D6B656" w:sz="1"/>
+              <w:right w:val="single" w:color="D6B656" w:sz="1"/>
+            </w:tcBorders>
+            <w:shd w:fill="FFF2CC" w:val="clear"/>
+            <w:tcMar>
+              <w:top w:type="dxa" w:w="100"/>
+              <w:left w:type="dxa" w:w="160"/>
+              <w:bottom w:type="dxa" w:w="100"/>
+              <w:right w:type="dxa" w:w="160"/>
+            </w:tcMar>
+          </w:tcPr>
+          <w:p>
+            <w:r>
+              <w:rPr>
+                <w:b/>
+                <w:bCs/>
+                <w:color w:val="7F6000"/>
+                <w:sz w:val="20"/>
+                <w:szCs w:val="20"/>
+              </w:rPr>
+              <w:t xml:space="preserve">SCREENSHOT TO ADD — </w:t>
+            </w:r>
+            <w:r>
+              <w:rPr>
+                <w:color w:val="7F6000"/>
+                <w:sz w:val="20"/>
+                <w:szCs w:val="20"/>
+              </w:rPr>
+              <w:t xml:space="preserve">the original duration-by-OS query result — the first version of the query, grouped by OS, where iPhone (iOS) is far worse than Android. Placing it here makes the point concrete: the platform gap existed only on the broken metric, and disappears (in fact reverses) on the real one.</w:t>
+            </w:r>
+          </w:p>
+        </w:tc>
+      </w:tr>
+    </w:tbl>
+    <w:p>
+      <w:pPr>
+        <w:spacing w:after="160"/>
+      </w:pPr>
+    </w:p>
     <w:p>
       <w:pPr>
         <w:pStyle w:val="Heading1"/>
@@ -1491,6 +1692,479 @@
       </w:pPr>
       <w:r>
         <w:t xml:space="preserve">One small, genuine item to watch: Android’s worst-case is a bit slower than iPhone’s — but it is seconds, not minutes, and well within normal.</w:t>
+      </w:r>
+    </w:p>
+    <w:p>
+      <w:pPr>
+        <w:pageBreakBefore/>
+      </w:pPr>
+    </w:p>
+    <w:p>
+      <w:pPr>
+        <w:pStyle w:val="Heading1"/>
+      </w:pPr>
+      <w:r>
+        <w:t xml:space="preserve">Appendix — Technical detail</w:t>
+      </w:r>
+    </w:p>
+    <w:p>
+      <w:pPr>
+        <w:spacing w:after="160"/>
+      </w:pPr>
+      <w:r>
+        <w:rPr>
+          <w:i/>
+          <w:iCs/>
+          <w:color w:val="666666"/>
+          <w:sz w:val="20"/>
+          <w:szCs w:val="20"/>
+        </w:rPr>
+        <w:t xml:space="preserve">For engineering and the Dynatrace owner. Documents exactly how the old metric becomes inflated and the options for fixing it at the source.</w:t>
+      </w:r>
+    </w:p>
+    <w:p>
+      <w:pPr>
+        <w:pStyle w:val="Heading2"/>
+      </w:pPr>
+      <w:r>
+        <w:t xml:space="preserve">How Visually Complete feeds the old metric</w:t>
+      </w:r>
+    </w:p>
+    <w:p>
+      <w:pPr>
+        <w:spacing w:after="160"/>
+      </w:pPr>
+      <w:r>
+        <w:t xml:space="preserve">The original report measured the Load action’s </w:t>
+      </w:r>
+      <w:r>
+        <w:rPr>
+          <w:rFonts w:ascii="Courier New" w:cs="Courier New" w:eastAsia="Courier New" w:hAnsi="Courier New"/>
+        </w:rPr>
+        <w:t xml:space="preserve">duration</w:t>
+      </w:r>
+      <w:r>
+        <w:t xml:space="preserve"> field. For a Load (full page load) action, Dynatrace does not stop timing at the browser’s load event — it extends the action until the page is considered visually ready. When </w:t>
+      </w:r>
+      <w:r>
+        <w:rPr>
+          <w:b/>
+          <w:bCs/>
+        </w:rPr>
+        <w:t xml:space="preserve">Visually Complete</w:t>
+      </w:r>
+      <w:r>
+        <w:t xml:space="preserve"> (VC) is enabled, VC is one of the completion signals that sets the action’s end boundary, so </w:t>
+      </w:r>
+      <w:r>
+        <w:rPr>
+          <w:rFonts w:ascii="Courier New" w:cs="Courier New" w:eastAsia="Courier New" w:hAnsi="Courier New"/>
+        </w:rPr>
+        <w:t xml:space="preserve">duration</w:t>
+      </w:r>
+      <w:r>
+        <w:t xml:space="preserve"> absorbs VC directly.</w:t>
+      </w:r>
+    </w:p>
+    <w:p>
+      <w:pPr>
+        <w:spacing w:after="160"/>
+      </w:pPr>
+      <w:r>
+        <w:t xml:space="preserve">Evidence is in the session data: the 11:48 session had </w:t>
+      </w:r>
+      <w:r>
+        <w:rPr>
+          <w:rFonts w:ascii="Courier New" w:cs="Courier New" w:eastAsia="Courier New" w:hAnsi="Courier New"/>
+        </w:rPr>
+        <w:t xml:space="preserve">duration</w:t>
+      </w:r>
+      <w:r>
+        <w:t xml:space="preserve"> 34.1 s and Visually Complete 34.091 s. Those are not coincidentally close — duration was </w:t>
+      </w:r>
+      <w:r>
+        <w:rPr>
+          <w:i/>
+          <w:iCs/>
+        </w:rPr>
+        <w:t xml:space="preserve">defined by</w:t>
+      </w:r>
+      <w:r>
+        <w:t xml:space="preserve"> VC there.</w:t>
+      </w:r>
+    </w:p>
+    <w:p>
+      <w:pPr>
+        <w:spacing w:after="160"/>
+      </w:pPr>
+      <w:r>
+        <w:t xml:space="preserve">VC is computed by watching viewport mutations and choosing the last meaningful visual change before a quiet period. On a standard web page that is a reasonable “screen is ready” proxy. On the CDB-Native Capacitor webview it never converges: BioCatch behavioural monitoring continuously mutates the DOM, the native biometric overlay animates over the webview, and spinners/animations keep running. With no quiet period, VC keeps advancing its timestamp and drags duration with it. The iOS “Can’t find variable: requestIdleCallback” JS errors are a related WKWebView symptom — the app cannot detect that the screen has gone idle.</w:t>
+      </w:r>
+    </w:p>
+    <w:p>
+      <w:pPr>
+        <w:pStyle w:val="Heading2"/>
+      </w:pPr>
+      <w:r>
+        <w:t xml:space="preserve">Why duration is unreliable, not merely inflated</w:t>
+      </w:r>
+    </w:p>
+    <w:p>
+      <w:pPr>
+        <w:spacing w:after="160"/>
+      </w:pPr>
+      <w:r>
+        <w:rPr>
+          <w:rFonts w:ascii="Courier New" w:cs="Courier New" w:eastAsia="Courier New" w:hAnsi="Courier New"/>
+        </w:rPr>
+        <w:t xml:space="preserve">duration</w:t>
+      </w:r>
+      <w:r>
+        <w:t xml:space="preserve"> is a composite end-condition, not a single measurement. The 08:39 session shows </w:t>
+      </w:r>
+      <w:r>
+        <w:rPr>
+          <w:rFonts w:ascii="Courier New" w:cs="Courier New" w:eastAsia="Courier New" w:hAnsi="Courier New"/>
+        </w:rPr>
+        <w:t xml:space="preserve">duration</w:t>
+      </w:r>
+      <w:r>
+        <w:t xml:space="preserve"> of 3 minutes while VC was only 0.198 s — so VC did not drive duration there. The action stayed open absorbing the ~3 min 53 s idle gap to the next interaction (or a pending request/timer). Depending on the session, </w:t>
+      </w:r>
+      <w:r>
+        <w:rPr>
+          <w:rFonts w:ascii="Courier New" w:cs="Courier New" w:eastAsia="Courier New" w:hAnsi="Courier New"/>
+        </w:rPr>
+        <w:t xml:space="preserve">duration</w:t>
+      </w:r>
+      <w:r>
+        <w:t xml:space="preserve"> therefore reflects real load, VC runaway, or idle/wait time, and you cannot tell which from the value alone. A metric whose meaning shifts session to session is unsafe to base an Apdex rating, SLO, or dashboard on — a stronger objection than “VC is misconfigured.”</w:t>
+      </w:r>
+    </w:p>
+    <w:p>
+      <w:pPr>
+        <w:spacing w:after="160"/>
+      </w:pPr>
+      <w:r>
+        <w:t xml:space="preserve">Magnitude check: on the </w:t>
+      </w:r>
+      <w:r>
+        <w:rPr>
+          <w:rFonts w:ascii="Courier New" w:cs="Courier New" w:eastAsia="Courier New" w:hAnsi="Courier New"/>
+        </w:rPr>
+        <w:t xml:space="preserve">duration &gt; 30000</w:t>
+      </w:r>
+      <w:r>
+        <w:t xml:space="preserve"> bucket, average </w:t>
+      </w:r>
+      <w:r>
+        <w:rPr>
+          <w:rFonts w:ascii="Courier New" w:cs="Courier New" w:eastAsia="Courier New" w:hAnsi="Courier New"/>
+        </w:rPr>
+        <w:t xml:space="preserve">visuallyCompleteTime</w:t>
+      </w:r>
+      <w:r>
+        <w:t xml:space="preserve"> was 46,369 ms while p90 </w:t>
+      </w:r>
+      <w:r>
+        <w:rPr>
+          <w:rFonts w:ascii="Courier New" w:cs="Courier New" w:eastAsia="Courier New" w:hAnsi="Courier New"/>
+        </w:rPr>
+        <w:t xml:space="preserve">loadEventEnd</w:t>
+      </w:r>
+      <w:r>
+        <w:t xml:space="preserve"> was 3,253 ms — roughly a 14× inflation flowing into duration and the Apdex rating.</w:t>
+      </w:r>
+    </w:p>
+    <w:tbl>
+      <w:tblPr>
+        <w:tblW w:type="dxa" w:w="9360"/>
+        <w:tblBorders>
+          <w:top w:val="single" w:color="auto" w:sz="4"/>
+          <w:left w:val="single" w:color="auto" w:sz="4"/>
+          <w:bottom w:val="single" w:color="auto" w:sz="4"/>
+          <w:right w:val="single" w:color="auto" w:sz="4"/>
+          <w:insideH w:val="single" w:color="auto" w:sz="4"/>
+          <w:insideV w:val="single" w:color="auto" w:sz="4"/>
+        </w:tblBorders>
+      </w:tblPr>
+      <w:tblGrid>
+        <w:gridCol w:w="9360"/>
+      </w:tblGrid>
+      <w:tr>
+        <w:tc>
+          <w:tcPr>
+            <w:tcW w:type="dxa" w:w="9360"/>
+            <w:tcBorders>
+              <w:top w:val="single" w:color="D6B656" w:sz="1"/>
+              <w:left w:val="single" w:color="D6B656" w:sz="18"/>
+              <w:bottom w:val="single" w:color="D6B656" w:sz="1"/>
+              <w:right w:val="single" w:color="D6B656" w:sz="1"/>
+            </w:tcBorders>
+            <w:shd w:fill="FFF2CC" w:val="clear"/>
+            <w:tcMar>
+              <w:top w:type="dxa" w:w="100"/>
+              <w:left w:type="dxa" w:w="160"/>
+              <w:bottom w:type="dxa" w:w="100"/>
+              <w:right w:type="dxa" w:w="160"/>
+            </w:tcMar>
+          </w:tcPr>
+          <w:p>
+            <w:r>
+              <w:rPr>
+                <w:b/>
+                <w:bCs/>
+                <w:color w:val="7F6000"/>
+                <w:sz w:val="20"/>
+                <w:szCs w:val="20"/>
+              </w:rPr>
+              <w:t xml:space="preserve">SCREENSHOT TO ADD — </w:t>
+            </w:r>
+            <w:r>
+              <w:rPr>
+                <w:color w:val="7F6000"/>
+                <w:sz w:val="20"/>
+                <w:szCs w:val="20"/>
+              </w:rPr>
+              <w:t xml:space="preserve">the duration &gt; 30000 query result (avg visuallyCompleteTime vs. avg domCompleteTime / p90 loadEventEnd). This quantifies the ~14× gap between what VC reported and the real load time, on the exact sessions Dynatrace flagged Frustrating.</w:t>
+            </w:r>
+          </w:p>
+        </w:tc>
+      </w:tr>
+    </w:tbl>
+    <w:p>
+      <w:pPr>
+        <w:spacing w:after="160"/>
+      </w:pPr>
+    </w:p>
+    <w:p>
+      <w:pPr>
+        <w:pStyle w:val="Heading2"/>
+      </w:pPr>
+      <w:r>
+        <w:t xml:space="preserve">Why loadEventEnd is the correct field</w:t>
+      </w:r>
+    </w:p>
+    <w:p>
+      <w:pPr>
+        <w:spacing w:after="160"/>
+      </w:pPr>
+      <w:r>
+        <w:rPr>
+          <w:rFonts w:ascii="Courier New" w:cs="Courier New" w:eastAsia="Courier New" w:hAnsi="Courier New"/>
+        </w:rPr>
+        <w:t xml:space="preserve">loadEventEnd</w:t>
+      </w:r>
+      <w:r>
+        <w:t xml:space="preserve"> is a W3C Navigation Timing event the browser fires once, when the page has finished loading. It is deterministic, single-meaning, and independent of VC, idle detection, and action-completion heuristics. Pair it with </w:t>
+      </w:r>
+      <w:r>
+        <w:rPr>
+          <w:rFonts w:ascii="Courier New" w:cs="Courier New" w:eastAsia="Courier New" w:hAnsi="Courier New"/>
+        </w:rPr>
+        <w:t xml:space="preserve">domCompleteTime</w:t>
+      </w:r>
+      <w:r>
+        <w:t xml:space="preserve"> for the DOM-ready milestone. Report median and p90; avoid average (tail-dragged). Keep the query timeframe under the exact-data window the UI warns about (it shrinks as query cost rises — we have seen it drop from ~3 d to ~4 h), otherwise the percentiles are computed on a 1/16–1/256 sample and extrapolated.</w:t>
+      </w:r>
+    </w:p>
+    <w:p>
+      <w:pPr>
+        <w:pStyle w:val="Heading2"/>
+      </w:pPr>
+      <w:r>
+        <w:t xml:space="preserve">Fixing it at the source</w:t>
+      </w:r>
+    </w:p>
+    <w:p>
+      <w:pPr>
+        <w:pStyle w:val="ListParagraph"/>
+        <w:numPr>
+          <w:ilvl w:val="0"/>
+          <w:numId w:val="2"/>
+        </w:numPr>
+        <w:spacing w:after="80"/>
+      </w:pPr>
+      <w:r>
+        <w:rPr>
+          <w:b/>
+          <w:bCs/>
+        </w:rPr>
+        <w:t xml:space="preserve">Option 1 — Reconfigure Visually Complete (lowest effort). </w:t>
+      </w:r>
+      <w:r>
+        <w:t xml:space="preserve">Add VC mutation/image exclusion rules for the elements that never settle (BioCatch nodes, the biometric overlay, persistent spinners) and/or tighten the quiet-period window so VC can converge. Keeps VC usable elsewhere.</w:t>
+      </w:r>
+    </w:p>
+    <w:p>
+      <w:pPr>
+        <w:pStyle w:val="ListParagraph"/>
+        <w:numPr>
+          <w:ilvl w:val="0"/>
+          <w:numId w:val="2"/>
+        </w:numPr>
+        <w:spacing w:after="80"/>
+      </w:pPr>
+      <w:r>
+        <w:rPr>
+          <w:b/>
+          <w:bCs/>
+        </w:rPr>
+        <w:t xml:space="preserve">Option 2 — Manual instrumentation with dtrum (most robust). </w:t>
+      </w:r>
+      <w:r>
+        <w:t xml:space="preserve">For the login action specifically, stop relying on auto-detected VC and mark readiness explicitly via the RUM JS API (dtrum.enterAction / leaveAction, or a custom action) fired when the login screen is actually interactive.</w:t>
+      </w:r>
+    </w:p>
+    <w:p>
+      <w:pPr>
+        <w:pStyle w:val="ListParagraph"/>
+        <w:numPr>
+          <w:ilvl w:val="0"/>
+          <w:numId w:val="2"/>
+        </w:numPr>
+        <w:spacing w:after="80"/>
+      </w:pPr>
+      <w:r>
+        <w:rPr>
+          <w:b/>
+          <w:bCs/>
+        </w:rPr>
+        <w:t xml:space="preserve">Option 3 — Fix the requestIdleCallback errors. </w:t>
+      </w:r>
+      <w:r>
+        <w:t xml:space="preserve">Polyfill or guard (typeof requestIdleCallback) so the iOS WKWebView stops throwing. Separate real bug that also impairs idle detection.</w:t>
+      </w:r>
+    </w:p>
+    <w:p>
+      <w:pPr>
+        <w:pStyle w:val="ListParagraph"/>
+        <w:numPr>
+          <w:ilvl w:val="0"/>
+          <w:numId w:val="2"/>
+        </w:numPr>
+        <w:spacing w:after="80"/>
+      </w:pPr>
+      <w:r>
+        <w:rPr>
+          <w:b/>
+          <w:bCs/>
+        </w:rPr>
+        <w:t xml:space="preserve">Reporting (already applied). </w:t>
+      </w:r>
+      <w:r>
+        <w:t xml:space="preserve">Report loadEventEnd / domComplete instead of duration across dashboards and any Apdex or SLO tied to this action.</w:t>
+      </w:r>
+    </w:p>
+    <w:p>
+      <w:pPr>
+        <w:pStyle w:val="Heading1"/>
+      </w:pPr>
+      <w:r>
+        <w:t xml:space="preserve">Screenshots to include in the Confluence page</w:t>
+      </w:r>
+    </w:p>
+    <w:p>
+      <w:pPr>
+        <w:spacing w:after="160"/>
+      </w:pPr>
+      <w:r>
+        <w:t xml:space="preserve">Suggested evidence to embed, with placement and what each one proves:</w:t>
+      </w:r>
+    </w:p>
+    <w:p>
+      <w:pPr>
+        <w:pStyle w:val="ListParagraph"/>
+        <w:numPr>
+          <w:ilvl w:val="0"/>
+          <w:numId w:val="2"/>
+        </w:numPr>
+        <w:spacing w:after="80"/>
+      </w:pPr>
+      <w:r>
+        <w:rPr>
+          <w:b/>
+          <w:bCs/>
+        </w:rPr>
+        <w:t xml:space="preserve">Session detail views (“3 min” and “34.1 s” /login loads). </w:t>
+      </w:r>
+      <w:r>
+        <w:t xml:space="preserve">Place in “Why the original number was misleading” and reference again in the appendix. Keep the timing waterfall visible (Visually complete vs. Load event end markers). Proves duration ran to minutes while the page’s own load-complete marker was seconds.</w:t>
+      </w:r>
+    </w:p>
+    <w:p>
+      <w:pPr>
+        <w:pStyle w:val="ListParagraph"/>
+        <w:numPr>
+          <w:ilvl w:val="0"/>
+          <w:numId w:val="2"/>
+        </w:numPr>
+        <w:spacing w:after="80"/>
+      </w:pPr>
+      <w:r>
+        <w:rPr>
+          <w:b/>
+          <w:bCs/>
+        </w:rPr>
+        <w:t xml:space="preserve">Original duration-by-OS query result. </w:t>
+      </w:r>
+      <w:r>
+        <w:t xml:space="preserve">Place in “Why iPhones looked worse.” The first version of the query, grouped by OS, with iPhone far worse than Android. Proves the platform gap existed only on the broken metric.</w:t>
+      </w:r>
+    </w:p>
+    <w:p>
+      <w:pPr>
+        <w:pStyle w:val="ListParagraph"/>
+        <w:numPr>
+          <w:ilvl w:val="0"/>
+          <w:numId w:val="2"/>
+        </w:numPr>
+        <w:spacing w:after="80"/>
+      </w:pPr>
+      <w:r>
+        <w:rPr>
+          <w:b/>
+          <w:bCs/>
+        </w:rPr>
+        <w:t xml:space="preserve">duration &gt; 30000 bucket query result. </w:t>
+      </w:r>
+      <w:r>
+        <w:t xml:space="preserve">Place in the appendix. Shows avg visuallyCompleteTime (~46 s) against p90 loadEventEnd (~3.25 s). Quantifies the ~14× VC inflation.</w:t>
+      </w:r>
+    </w:p>
+    <w:p>
+      <w:pPr>
+        <w:pStyle w:val="ListParagraph"/>
+        <w:numPr>
+          <w:ilvl w:val="0"/>
+          <w:numId w:val="2"/>
+        </w:numPr>
+        <w:spacing w:after="80"/>
+      </w:pPr>
+      <w:r>
+        <w:rPr>
+          <w:b/>
+          <w:bCs/>
+        </w:rPr>
+        <w:t xml:space="preserve">loadEventEnd-by-OS query result. </w:t>
+      </w:r>
+      <w:r>
+        <w:t xml:space="preserve">Place beside the “Real login load time by phone type” table. The corrected Median / P90 / P99 per platform, straight from the console.</w:t>
+      </w:r>
+    </w:p>
+    <w:p>
+      <w:pPr>
+        <w:spacing w:after="160"/>
+      </w:pPr>
+      <w:r>
+        <w:rPr>
+          <w:b/>
+          <w:bCs/>
+        </w:rPr>
+        <w:t xml:space="preserve">Tip: </w:t>
+      </w:r>
+      <w:r>
+        <w:t xml:space="preserve">before final screenshots of any query, drop the timeframe under the exact-data window so the result is unsampled — the banner that mentions extrapolation should disappear. This matters most for the per-OS percentiles.</w:t>
       </w:r>
     </w:p>
     <w:sectPr>
